--- a/companies/calderwood-partners/Engagements/Pacheco-Casey/2014.03.04 - Kickoff Memo - Procurement Transformation.docx
+++ b/companies/calderwood-partners/Engagements/Pacheco-Casey/2014.03.04 - Kickoff Memo - Procurement Transformation.docx
@@ -4,27 +4,16 @@
   <w:body>
     <w:p>
       <w:r>
-        <w:t>To: Brenda Rodriguez, Daniel Leach</w:t>
+        <w:t>To: Brenda Rodriguez; Daniel Leach</w:t>
+        <w:br/>
+        <w:t>From: Matthew Parrish, Research Associate</w:t>
+        <w:br/>
+        <w:t>Re: Procurement Transformation for Pacheco-Casey -- kickoff and workplan</w:t>
       </w:r>
     </w:p>
     <w:p>
       <w:r>
-        <w:t>From: Matthew Parrish</w:t>
-      </w:r>
-    </w:p>
-    <w:p>
-      <w:r>
-        <w:t>Re: Pacheco-Casey procurement transformation, kickoff and the opening weeks</w:t>
-      </w:r>
-    </w:p>
-    <w:p>
-      <w:r>
-        <w:t>The letter is signed and we begin on March 1, 2014. The objective is plain, and worth stating in one line so we all hold the same one: find where Pacheco-Casey pays more than it should for what it buys, and leave behind a buying process that keeps the saving after we are gone. Roughly eight months, one final report, built on the client's own purchasing and accounts-payable data. Our contact is David Carter, the Director of Operations, and every request to the client goes through him rather than around him. The three of us carry the work between us, and the split is worth setting down now so nobody waits on the wrong person: I own the data, Brenda Rodriguez owns the analysis, and Daniel Leach owns the supplier and contract picture the analysis stands on.</w:t>
-      </w:r>
-    </w:p>
-    <w:p>
-      <w:r>
-        <w:t>A word on scope, since it gets tested once we are on site. We recommend on suppliers, terms, and buying practice; we do not negotiate with vendors, we do not place orders, and we do not select or install purchasing systems. If any of that is asked for in a plant, the answer is that we will scope it, not that we have started it.</w:t>
+        <w:t>The point of this engagement is a procurement operating model that Pacheco-Casey can run for itself once we have gone, not one that reads well in a deck, and everything below is arranged to serve that end. Our sponsor on the client side is David Carter, their Director of Operations, and he has been plain that the test of a good answer here is whether his own buyers can work it in practice rather than whether it looks tidy on a chart. Work begins on March 1, 2014, and the assignment is scoped to run about eight months, which gives us room to be thorough on the spend data before we commit to a direction. I am setting the workplan down now so that the four of us start from one account of it rather than three.</w:t>
       </w:r>
     </w:p>
     <w:p>
@@ -32,7 +21,7 @@
         <w:pStyle w:val="Heading2"/>
       </w:pPr>
       <w:r>
-        <w:t>Lines of Work</w:t>
+        <w:t>How the work divides</w:t>
       </w:r>
     </w:p>
     <w:p>
@@ -40,7 +29,7 @@
         <w:pStyle w:val="ListBullet"/>
       </w:pPr>
       <w:r>
-        <w:t>Spend baseline. I pull the purchasing and accounts-payable records and reconcile them to the general ledger, so every category total ties back to a number the client's finance group already recognizes. Where a figure will not reconcile, that gap is itself a finding and gets flagged in the first pass, not buried later.</w:t>
+        <w:t>1. Build the spend baseline. Daniel Leach takes the first pass on the purchasing records, assembling spend by category and by supplier from the client's own system, so that everything downstream rests on a figure we can trace rather than one we assume.</w:t>
       </w:r>
     </w:p>
     <w:p>
@@ -48,7 +37,7 @@
         <w:pStyle w:val="ListBullet"/>
       </w:pPr>
       <w:r>
-        <w:t>Category analysis. Brenda Rodriguez leads the cut of spend by category and by supplier and sets the order of the deep dives. Nothing is called an opportunity until the number behind it holds.</w:t>
+        <w:t>2. Benchmark the categories. I will assemble the outside reference points, the prices, terms, and supplier structures in comparable buyers, against which we can judge whether a given category at Pacheco-Casey is bought well or bought out of habit.</w:t>
       </w:r>
     </w:p>
     <w:p>
@@ -56,7 +45,7 @@
         <w:pStyle w:val="ListBullet"/>
       </w:pPr>
       <w:r>
-        <w:t>Supplier and contract view. Daniel Leach assembles the supplier list and the existing agreements, so we can see how many suppliers carry each category and how much of the spend runs off contract.</w:t>
+        <w:t>3. Read the sourcing opportunities. Brenda Rodriguez leads the analysis of where the category structure, the supplier base, and the contract terms leave value on the table, and of which of those are worth pursuing first.</w:t>
       </w:r>
     </w:p>
     <w:p>
@@ -64,15 +53,12 @@
         <w:pStyle w:val="ListBullet"/>
       </w:pPr>
       <w:r>
-        <w:t>Buying process. We document how purchasing actually happens today, site by site, from the records and the interviews, and not from the policy as someone recites it from memory. This is the part the client most often thinks it already knows, and usually the part the records contradict, so we build it from the ground up.</w:t>
+        <w:t>4. Shape the transformed model. Once the analysis holds, we lay out the revised procurement model and the sourcing plan to go with it, described in terms of what it asks the client's buyers to do differently.</w:t>
       </w:r>
     </w:p>
     <w:p>
-      <w:pPr>
-        <w:pStyle w:val="ListBullet"/>
-      </w:pPr>
       <w:r>
-        <w:t>Client cadence. A short written status goes to David Carter on a regular interval, and it goes out even in a quiet week so the client is never left guessing where the work stands.</w:t>
+        <w:t>These are not four tasks to run at once. The baseline disciplines the benchmarking, the benchmarking sharpens the analysis, and the model only makes sense once the analysis has told us where the value actually sits. The temptation on an assignment like this is to reach for the transformed model before the spend is properly understood, and a model built on an assumed baseline tends to come apart the first time it meets a real invoice, so we hold the order even if the client would like to see the answer sooner.</w:t>
       </w:r>
     </w:p>
     <w:p>
@@ -80,52 +66,12 @@
         <w:pStyle w:val="Heading2"/>
       </w:pPr>
       <w:r>
-        <w:t>The Opening Weeks</w:t>
-      </w:r>
-    </w:p>
-    <w:p>
-      <w:pPr>
-        <w:pStyle w:val="ListBullet"/>
-      </w:pPr>
-      <w:r>
-        <w:t>I draft the data request, itemized, with each field and its definition attached, and send it to David Carter by the end of the week.</w:t>
-      </w:r>
-    </w:p>
-    <w:p>
-      <w:pPr>
-        <w:pStyle w:val="ListBullet"/>
-      </w:pPr>
-      <w:r>
-        <w:t>Daniel Leach begins the supplier and contract inventory from the material the client has already provided.</w:t>
-      </w:r>
-    </w:p>
-    <w:p>
-      <w:pPr>
-        <w:pStyle w:val="ListBullet"/>
-      </w:pPr>
-      <w:r>
-        <w:t>Brenda Rodriguez sets the category tree first, so the spend cut and the interview questions line up from the start rather than being reconciled later.</w:t>
-      </w:r>
-    </w:p>
-    <w:p>
-      <w:pPr>
-        <w:pStyle w:val="ListBullet"/>
-      </w:pPr>
-      <w:r>
-        <w:t>We agree the interview list, purchasing staff and plant managers both, before we ask the client for a single calendar slot.</w:t>
-      </w:r>
-    </w:p>
-    <w:p>
-      <w:pPr>
-        <w:pStyle w:val="ListBullet"/>
-      </w:pPr>
-      <w:r>
-        <w:t>I set up the working file and the folder structure now, so the data lands somewhere consistent and we are not renaming and re-sorting things three weeks in.</w:t>
+        <w:t>The first two weeks</w:t>
       </w:r>
     </w:p>
     <w:p>
       <w:r>
-        <w:t>Two items have to be settled this week: the data request out to David Carter, and the category tree agreed among the three of us. With both in place the on-site interviews start clean, and we are not renegotiating the shape of the data once the analysis at Pacheco-Casey is already under way.</w:t>
+        <w:t>Three things need to close in the opening fortnight. Daniel Leach should have the raw purchasing extract in hand and reconciled to the general ledger by the end of the first week, so that we are arguing about categories and not about totals. I will get a short, deliberately narrow data request to David Carter's team early, kept short so that we are not waiting on a long list before we can begin. And I would like the three of you and me in a room before the first client working session, so that we walk in with one version of the approach rather than several. If you can see a conflict in your first two weeks, bring it to me now, while the client dates are still open.</w:t>
       </w:r>
     </w:p>
     <w:sectPr>
